--- a/10moSemestre/Redaccion/Propuesta/InfoPropuesta.docx
+++ b/10moSemestre/Redaccion/Propuesta/InfoPropuesta.docx
@@ -631,7 +631,7 @@
           <w:szCs w:val="26"/>
         </w:rPr>
         <w:pict w14:anchorId="036CFCCF">
-          <v:rect id="_x0000_i1033" style="width:0;height:1.5pt" o:hralign="center" o:hrstd="t" o:hr="t" fillcolor="#a0a0a0" stroked="f"/>
+          <v:rect id="_x0000_i1025" style="width:0;height:1.5pt" o:hralign="center" o:hrstd="t" o:hr="t" fillcolor="#a0a0a0" stroked="f"/>
         </w:pict>
       </w:r>
     </w:p>
@@ -1793,7 +1793,7 @@
       </w:pPr>
       <w:r>
         <w:pict w14:anchorId="624E0909">
-          <v:rect id="_x0000_i1025" style="width:0;height:1.5pt" o:hralign="center" o:hrstd="t" o:hr="t" fillcolor="#a0a0a0" stroked="f"/>
+          <v:rect id="_x0000_i1026" style="width:0;height:1.5pt" o:hralign="center" o:hrstd="t" o:hr="t" fillcolor="#a0a0a0" stroked="f"/>
         </w:pict>
       </w:r>
     </w:p>
@@ -1986,7 +1986,7 @@
       </w:pPr>
       <w:r>
         <w:pict w14:anchorId="66BD7F26">
-          <v:rect id="_x0000_i1026" style="width:0;height:1.5pt" o:hralign="center" o:hrstd="t" o:hr="t" fillcolor="#a0a0a0" stroked="f"/>
+          <v:rect id="_x0000_i1027" style="width:0;height:1.5pt" o:hralign="center" o:hrstd="t" o:hr="t" fillcolor="#a0a0a0" stroked="f"/>
         </w:pict>
       </w:r>
     </w:p>
@@ -4727,6 +4727,7 @@
   <w:style w:type="character" w:default="1" w:styleId="Fuentedeprrafopredeter">
     <w:name w:val="Default Paragraph Font"/>
     <w:uiPriority w:val="1"/>
+    <w:semiHidden/>
     <w:unhideWhenUsed/>
   </w:style>
   <w:style w:type="table" w:default="1" w:styleId="Tablanormal">
